--- a/docs/notes/Защита ДП/DOCX/Реферат_2026.docx
+++ b/docs/notes/Защита ДП/DOCX/Реферат_2026.docx
@@ -79,10 +79,16 @@
         <w:t xml:space="preserve">, </w:t>
       </w:r>
       <w:r>
-        <w:t>20</w:t>
-      </w:r>
-      <w:r>
-        <w:t xml:space="preserve"> таблиц, </w:t>
+        <w:t>21</w:t>
+      </w:r>
+      <w:r>
+        <w:t xml:space="preserve"> таблиц</w:t>
+      </w:r>
+      <w:r>
+        <w:t>а</w:t>
+      </w:r>
+      <w:r>
+        <w:t xml:space="preserve">, </w:t>
       </w:r>
       <w:r>
         <w:t>28</w:t>
@@ -91,9 +97,6 @@
         <w:t xml:space="preserve"> литературных источников, </w:t>
       </w:r>
       <w:r>
-        <w:rPr>
-          <w:lang w:val="en-US"/>
-        </w:rPr>
         <w:t>3</w:t>
       </w:r>
       <w:r>
@@ -118,102 +121,53 @@
         <w:t xml:space="preserve">, </w:t>
       </w:r>
       <w:r>
-        <w:rPr>
-          <w:lang w:val="en-US"/>
-        </w:rPr>
-        <w:t>Java</w:t>
+        <w:t>шлюз</w:t>
       </w:r>
       <w:r>
         <w:t xml:space="preserve">, </w:t>
       </w:r>
       <w:r>
-        <w:rPr>
-          <w:lang w:val="en-US"/>
-        </w:rPr>
-        <w:t>Spring</w:t>
+        <w:t>обнаружение сервисов</w:t>
+      </w:r>
+      <w:r>
+        <w:t xml:space="preserve">, </w:t>
+      </w:r>
+      <w:r>
+        <w:t>брокер сообщений</w:t>
+      </w:r>
+      <w:r>
+        <w:t xml:space="preserve">, </w:t>
+      </w:r>
+      <w:r>
+        <w:t>сервис авторизации</w:t>
+      </w:r>
+      <w:r>
+        <w:t>,</w:t>
+      </w:r>
+      <w:r>
+        <w:t xml:space="preserve"> единый вход,</w:t>
       </w:r>
       <w:r>
         <w:t xml:space="preserve"> </w:t>
       </w:r>
       <w:r>
-        <w:rPr>
-          <w:lang w:val="en-US"/>
-        </w:rPr>
-        <w:t>Boot</w:t>
+        <w:t>база данных</w:t>
       </w:r>
       <w:r>
         <w:t xml:space="preserve">, </w:t>
       </w:r>
       <w:r>
-        <w:rPr>
-          <w:lang w:val="en-US"/>
-        </w:rPr>
-        <w:t>API</w:t>
-      </w:r>
-      <w:r>
-        <w:t xml:space="preserve"> </w:t>
-      </w:r>
-      <w:r>
-        <w:rPr>
-          <w:lang w:val="en-US"/>
-        </w:rPr>
-        <w:t>Gateway</w:t>
+        <w:t>кэширован</w:t>
+      </w:r>
+      <w:bookmarkStart w:id="0" w:name="_GoBack"/>
+      <w:bookmarkEnd w:id="0"/>
+      <w:r>
+        <w:t>ие</w:t>
       </w:r>
       <w:r>
         <w:t xml:space="preserve">, </w:t>
       </w:r>
       <w:r>
-        <w:t>обнаружение сервисов</w:t>
-      </w:r>
-      <w:r>
-        <w:t xml:space="preserve">, </w:t>
-      </w:r>
-      <w:r>
-        <w:rPr>
-          <w:lang w:val="en-US"/>
-        </w:rPr>
-        <w:t>Apache</w:t>
-      </w:r>
-      <w:r>
-        <w:t xml:space="preserve"> </w:t>
-      </w:r>
-      <w:r>
-        <w:rPr>
-          <w:lang w:val="en-US"/>
-        </w:rPr>
-        <w:t>Kafka</w:t>
-      </w:r>
-      <w:r>
-        <w:t xml:space="preserve">, </w:t>
-      </w:r>
-      <w:r>
-        <w:rPr>
-          <w:lang w:val="en-US"/>
-        </w:rPr>
-        <w:t>Keycloak</w:t>
-      </w:r>
-      <w:r>
-        <w:t xml:space="preserve">, </w:t>
-      </w:r>
-      <w:r>
-        <w:rPr>
-          <w:lang w:val="en-US"/>
-        </w:rPr>
-        <w:t>PostgreSQL</w:t>
-      </w:r>
-      <w:r>
-        <w:t xml:space="preserve">, </w:t>
-      </w:r>
-      <w:r>
-        <w:rPr>
-          <w:lang w:val="en-US"/>
-        </w:rPr>
-        <w:t>Redis</w:t>
-      </w:r>
-      <w:r>
-        <w:t xml:space="preserve">, </w:t>
-      </w:r>
-      <w:r>
         <w:t xml:space="preserve">контейнеризация, наблюдаемость, </w:t>
       </w:r>
       <w:proofErr w:type="spellStart"/>
@@ -222,7 +176,7 @@
       </w:r>
       <w:proofErr w:type="spellEnd"/>
       <w:r>
-        <w:t>.</w:t>
+        <w:t>, масштабируемость.</w:t>
       </w:r>
     </w:p>
     <w:p>
@@ -239,14 +193,32 @@
     </w:p>
     <w:p>
       <w:pPr>
-        <w:pStyle w:val="ac"/>
-        <w:widowControl w:val="0"/>
+        <w:ind w:firstLine="709"/>
       </w:pPr>
       <w:r>
-        <w:t xml:space="preserve">Целью разработки </w:t>
-      </w:r>
-      <w:r>
-        <w:t>является создание масштабируемой и отказоустойчивой программной среды, обеспечивающей интеграцию независимых функциональных модулей через единый шлюз, организацию централизованной системы безопасности и авторизации, а также реализацию асинхронного обмена данными и сквозного мониторинга состояния системы.</w:t>
+        <w:t xml:space="preserve">Целью дипломного проектирования является разработка и развертывание инфраструктуры для микросервисного приложения агрегатора такси с базовой бизнес-логикой, обеспечивающей </w:t>
+      </w:r>
+      <w:sdt>
+        <w:sdtPr>
+          <w:tag w:val="goog_rdk_7"/>
+          <w:id w:val="2028048843"/>
+        </w:sdtPr>
+        <w:sdtContent>
+          <w:sdt>
+            <w:sdtPr>
+              <w:tag w:val="goog_rdk_8"/>
+              <w:id w:val="694358826"/>
+            </w:sdtPr>
+            <w:sdtContent>
+              <w:r>
+                <w:t>масштабируемость, отказоустойчивость</w:t>
+              </w:r>
+            </w:sdtContent>
+          </w:sdt>
+        </w:sdtContent>
+      </w:sdt>
+      <w:r>
+        <w:t xml:space="preserve"> и эффективное взаимодействие микросервисов.</w:t>
       </w:r>
     </w:p>
     <w:p>
@@ -325,12 +297,7 @@
         </w:rPr>
       </w:pPr>
       <w:r>
-        <w:t>Экономическая эф</w:t>
-      </w:r>
-      <w:bookmarkStart w:id="0" w:name="_GoBack"/>
-      <w:bookmarkEnd w:id="0"/>
-      <w:r>
-        <w:t xml:space="preserve">фективность </w:t>
+        <w:t xml:space="preserve">Экономическая эффективность </w:t>
       </w:r>
       <w:r>
         <w:t>разработки подтверждена расчетами: рентабельность инвестиций (ROI) составляет 59,0%, что при прогнозируемом объеме продаж в 40 подписок в год обеспечивает быструю окупаемость проекта (менее одного года).</w:t>

--- a/docs/notes/Защита ДП/DOCX/Реферат_2026.docx
+++ b/docs/notes/Защита ДП/DOCX/Реферат_2026.docx
@@ -1,6 +1,6 @@
 
 <file path=word/document.xml><?xml version="1.0" encoding="utf-8"?>
-<w:document xmlns:wpc="http://schemas.microsoft.com/office/word/2010/wordprocessingCanvas" xmlns:cx="http://schemas.microsoft.com/office/drawing/2014/chartex" xmlns:cx1="http://schemas.microsoft.com/office/drawing/2015/9/8/chartex" xmlns:mc="http://schemas.openxmlformats.org/markup-compatibility/2006" xmlns:o="urn:schemas-microsoft-com:office:office" xmlns:r="http://schemas.openxmlformats.org/officeDocument/2006/relationships" xmlns:m="http://schemas.openxmlformats.org/officeDocument/2006/math" xmlns:v="urn:schemas-microsoft-com:vml" xmlns:wp14="http://schemas.microsoft.com/office/word/2010/wordprocessingDrawing" xmlns:wp="http://schemas.openxmlformats.org/drawingml/2006/wordprocessingDrawing" xmlns:w10="urn:schemas-microsoft-com:office:word" xmlns:w="http://schemas.openxmlformats.org/wordprocessingml/2006/main" xmlns:w14="http://schemas.microsoft.com/office/word/2010/wordml" xmlns:w15="http://schemas.microsoft.com/office/word/2012/wordml" xmlns:w16se="http://schemas.microsoft.com/office/word/2015/wordml/symex" xmlns:wpg="http://schemas.microsoft.com/office/word/2010/wordprocessingGroup" xmlns:wpi="http://schemas.microsoft.com/office/word/2010/wordprocessingInk" xmlns:wne="http://schemas.microsoft.com/office/word/2006/wordml" xmlns:wps="http://schemas.microsoft.com/office/word/2010/wordprocessingShape" mc:Ignorable="w14 w15 w16se wp14">
+<w:document xmlns:wpc="http://schemas.microsoft.com/office/word/2010/wordprocessingCanvas" xmlns:cx="http://schemas.microsoft.com/office/drawing/2014/chartex" xmlns:cx1="http://schemas.microsoft.com/office/drawing/2015/9/8/chartex" xmlns:cx2="http://schemas.microsoft.com/office/drawing/2015/10/21/chartex" xmlns:cx3="http://schemas.microsoft.com/office/drawing/2016/5/9/chartex" xmlns:cx4="http://schemas.microsoft.com/office/drawing/2016/5/10/chartex" xmlns:cx5="http://schemas.microsoft.com/office/drawing/2016/5/11/chartex" xmlns:cx6="http://schemas.microsoft.com/office/drawing/2016/5/12/chartex" xmlns:cx7="http://schemas.microsoft.com/office/drawing/2016/5/13/chartex" xmlns:cx8="http://schemas.microsoft.com/office/drawing/2016/5/14/chartex" xmlns:mc="http://schemas.openxmlformats.org/markup-compatibility/2006" xmlns:aink="http://schemas.microsoft.com/office/drawing/2016/ink" xmlns:am3d="http://schemas.microsoft.com/office/drawing/2017/model3d" xmlns:o="urn:schemas-microsoft-com:office:office" xmlns:oel="http://schemas.microsoft.com/office/2019/extlst" xmlns:r="http://schemas.openxmlformats.org/officeDocument/2006/relationships" xmlns:m="http://schemas.openxmlformats.org/officeDocument/2006/math" xmlns:v="urn:schemas-microsoft-com:vml" xmlns:wp14="http://schemas.microsoft.com/office/word/2010/wordprocessingDrawing" xmlns:wp="http://schemas.openxmlformats.org/drawingml/2006/wordprocessingDrawing" xmlns:w10="urn:schemas-microsoft-com:office:word" xmlns:w="http://schemas.openxmlformats.org/wordprocessingml/2006/main" xmlns:w14="http://schemas.microsoft.com/office/word/2010/wordml" xmlns:w15="http://schemas.microsoft.com/office/word/2012/wordml" xmlns:w16cex="http://schemas.microsoft.com/office/word/2018/wordml/cex" xmlns:w16cid="http://schemas.microsoft.com/office/word/2016/wordml/cid" xmlns:w16="http://schemas.microsoft.com/office/word/2018/wordml" xmlns:w16sdtdh="http://schemas.microsoft.com/office/word/2020/wordml/sdtdatahash" xmlns:w16se="http://schemas.microsoft.com/office/word/2015/wordml/symex" xmlns:wpg="http://schemas.microsoft.com/office/word/2010/wordprocessingGroup" xmlns:wpi="http://schemas.microsoft.com/office/word/2010/wordprocessingInk" xmlns:wne="http://schemas.microsoft.com/office/word/2006/wordml" xmlns:wps="http://schemas.microsoft.com/office/word/2010/wordprocessingShape" mc:Ignorable="w14 w15 w16se w16cid w16 w16cex w16sdtdh wp14">
   <w:body>
     <w:p>
       <w:pPr>
@@ -55,16 +55,13 @@
         <w:t>1</w:t>
       </w:r>
       <w:r>
-        <w:t>24</w:t>
-      </w:r>
-      <w:r>
-        <w:t xml:space="preserve"> страниц</w:t>
-      </w:r>
-      <w:r>
-        <w:t>ы</w:t>
-      </w:r>
-      <w:r>
-        <w:t xml:space="preserve">, </w:t>
+        <w:t>2</w:t>
+      </w:r>
+      <w:r>
+        <w:t>6</w:t>
+      </w:r>
+      <w:r>
+        <w:t xml:space="preserve"> страниц, </w:t>
       </w:r>
       <w:r>
         <w:t>15</w:t>
@@ -157,12 +154,7 @@
         <w:t xml:space="preserve">, </w:t>
       </w:r>
       <w:r>
-        <w:t>кэширован</w:t>
-      </w:r>
-      <w:bookmarkStart w:id="0" w:name="_GoBack"/>
-      <w:bookmarkEnd w:id="0"/>
-      <w:r>
-        <w:t>ие</w:t>
+        <w:t>кэширование</w:t>
       </w:r>
       <w:r>
         <w:t xml:space="preserve">, </w:t>
@@ -230,15 +222,7 @@
         <w:t xml:space="preserve">При разработке использованы </w:t>
       </w:r>
       <w:r>
-        <w:t xml:space="preserve">язык программирования Java (JDK 21), </w:t>
-      </w:r>
-      <w:proofErr w:type="spellStart"/>
-      <w:r>
-        <w:t>фреймворки</w:t>
-      </w:r>
-      <w:proofErr w:type="spellEnd"/>
-      <w:r>
-        <w:t xml:space="preserve"> Spring Boot, реляционная база данных PostgreSQL, хранилище Redis, брокер сообщений Apache Kafka, система идентификации Keycloak</w:t>
+        <w:t>язык программирования Java (JDK 21), фреймворки Spring Boot, реляционная база данных PostgreSQL, хранилище Redis, брокер сообщений Apache Kafka, система идентификации Keycloak</w:t>
       </w:r>
       <w:r>
         <w:t xml:space="preserve">, технологии мониторинга </w:t>
@@ -262,15 +246,7 @@
         <w:t xml:space="preserve">В результате выполнения дипломного проекта </w:t>
       </w:r>
       <w:r>
-        <w:t xml:space="preserve">разработаны и реализованы ключевые инфраструктурные и функциональные компоненты, включая блоки API-шлюза, обнаружения сервисов, аутентификации (SSO), а также базовые микросервисы управления водителями, пассажирами, поездками, рейтингами и уведомлениями. Система обеспечивает динамическую маршрутизацию запросов, централизованное </w:t>
-      </w:r>
-      <w:proofErr w:type="spellStart"/>
-      <w:r>
-        <w:t>логирование</w:t>
-      </w:r>
-      <w:proofErr w:type="spellEnd"/>
-      <w:r>
-        <w:t xml:space="preserve"> и трассировку, а также автоматическую </w:t>
+        <w:t xml:space="preserve">разработаны и реализованы ключевые инфраструктурные и функциональные компоненты, включая блоки API-шлюза, обнаружения сервисов, аутентификации (SSO), а также базовые микросервисы управления водителями, пассажирами, поездками, рейтингами и уведомлениями. Система обеспечивает динамическую маршрутизацию запросов, централизованное логирование и трассировку, а также автоматическую </w:t>
       </w:r>
       <w:r>
         <w:t>генерацию статистических отчетов и поездках водителей и пассажиров, с последующей отправкой их по электронной почте пользователям.</w:t>
@@ -413,7 +389,7 @@
 </file>
 
 <file path=word/styles.xml><?xml version="1.0" encoding="utf-8"?>
-<w:styles xmlns:mc="http://schemas.openxmlformats.org/markup-compatibility/2006" xmlns:r="http://schemas.openxmlformats.org/officeDocument/2006/relationships" xmlns:w="http://schemas.openxmlformats.org/wordprocessingml/2006/main" xmlns:w14="http://schemas.microsoft.com/office/word/2010/wordml" xmlns:w15="http://schemas.microsoft.com/office/word/2012/wordml" xmlns:w16se="http://schemas.microsoft.com/office/word/2015/wordml/symex" mc:Ignorable="w14 w15 w16se">
+<w:styles xmlns:mc="http://schemas.openxmlformats.org/markup-compatibility/2006" xmlns:r="http://schemas.openxmlformats.org/officeDocument/2006/relationships" xmlns:w="http://schemas.openxmlformats.org/wordprocessingml/2006/main" xmlns:w14="http://schemas.microsoft.com/office/word/2010/wordml" xmlns:w15="http://schemas.microsoft.com/office/word/2012/wordml" xmlns:w16cex="http://schemas.microsoft.com/office/word/2018/wordml/cex" xmlns:w16cid="http://schemas.microsoft.com/office/word/2016/wordml/cid" xmlns:w16="http://schemas.microsoft.com/office/word/2018/wordml" xmlns:w16sdtdh="http://schemas.microsoft.com/office/word/2020/wordml/sdtdatahash" xmlns:w16se="http://schemas.microsoft.com/office/word/2015/wordml/symex" mc:Ignorable="w14 w15 w16se w16cid w16 w16cex w16sdtdh">
   <w:docDefaults>
     <w:rPrDefault>
       <w:rPr>
@@ -431,7 +407,7 @@
       </w:pPr>
     </w:pPrDefault>
   </w:docDefaults>
-  <w:latentStyles w:defLockedState="0" w:defUIPriority="99" w:defSemiHidden="0" w:defUnhideWhenUsed="0" w:defQFormat="0" w:count="371">
+  <w:latentStyles w:defLockedState="0" w:defUIPriority="99" w:defSemiHidden="0" w:defUnhideWhenUsed="0" w:defQFormat="0" w:count="376">
     <w:lsdException w:name="Normal" w:uiPriority="0" w:qFormat="1"/>
     <w:lsdException w:name="heading 1" w:uiPriority="9" w:qFormat="1"/>
     <w:lsdException w:name="heading 2" w:semiHidden="1" w:uiPriority="9" w:unhideWhenUsed="1" w:qFormat="1"/>
@@ -803,6 +779,11 @@
     <w:lsdException w:name="List Table 5 Dark Accent 6" w:uiPriority="50"/>
     <w:lsdException w:name="List Table 6 Colorful Accent 6" w:uiPriority="51"/>
     <w:lsdException w:name="List Table 7 Colorful Accent 6" w:uiPriority="52"/>
+    <w:lsdException w:name="Mention" w:semiHidden="1" w:unhideWhenUsed="1"/>
+    <w:lsdException w:name="Smart Hyperlink" w:semiHidden="1" w:unhideWhenUsed="1"/>
+    <w:lsdException w:name="Hashtag" w:semiHidden="1" w:unhideWhenUsed="1"/>
+    <w:lsdException w:name="Unresolved Mention" w:semiHidden="1" w:unhideWhenUsed="1"/>
+    <w:lsdException w:name="Smart Link" w:semiHidden="1" w:unhideWhenUsed="1"/>
   </w:latentStyles>
   <w:style w:type="paragraph" w:default="1" w:styleId="a">
     <w:name w:val="Normal"/>

--- a/docs/notes/Защита ДП/DOCX/Реферат_2026.docx
+++ b/docs/notes/Защита ДП/DOCX/Реферат_2026.docx
@@ -94,7 +94,10 @@
         <w:t xml:space="preserve"> литературных источников, </w:t>
       </w:r>
       <w:r>
-        <w:t>3</w:t>
+        <w:rPr>
+          <w:lang w:val="en-US"/>
+        </w:rPr>
+        <w:t>4</w:t>
       </w:r>
       <w:r>
         <w:t xml:space="preserve"> приложения.</w:t>
@@ -160,13 +163,8 @@
         <w:t xml:space="preserve">, </w:t>
       </w:r>
       <w:r>
-        <w:t xml:space="preserve">контейнеризация, наблюдаемость, </w:t>
-      </w:r>
-      <w:proofErr w:type="spellStart"/>
-      <w:r>
-        <w:t>оркестрация</w:t>
-      </w:r>
-      <w:proofErr w:type="spellEnd"/>
+        <w:t>контейнеризация, наблюдаемость, оркестрация</w:t>
+      </w:r>
       <w:r>
         <w:t>, масштабируемость.</w:t>
       </w:r>
